--- a/results/Source/Table 1.docx
+++ b/results/Source/Table 1.docx
@@ -518,6 +518,7 @@
                 <w:bdr w:val="none" w:sz="0" w:space="0" w:color="auto" w:frame="1"/>
               </w:rPr>
             </w:pPr>
+            <w:proofErr w:type="gramStart"/>
             <w:r>
               <w:rPr>
                 <w:rStyle w:val="contentpasted1"/>
@@ -551,6 +552,7 @@
               </w:rPr>
               <w:t>,</w:t>
             </w:r>
+            <w:proofErr w:type="gramEnd"/>
             <w:r>
               <w:rPr>
                 <w:rStyle w:val="contentpasted1"/>
@@ -1049,6 +1051,8 @@
               <w:rPr>
                 <w:rStyle w:val="contentpasted1"/>
                 <w:rFonts w:ascii="Times New Roman" w:hAnsi="Times New Roman" w:cs="Times New Roman"/>
+                <w:b/>
+                <w:bCs/>
                 <w:color w:val="000000"/>
                 <w:sz w:val="24"/>
                 <w:szCs w:val="24"/>
@@ -2538,6 +2542,8 @@
             <w:r>
               <w:rPr>
                 <w:rFonts w:ascii="Times New Roman" w:eastAsia="Calibri" w:hAnsi="Times New Roman" w:cs="Times New Roman"/>
+                <w:b/>
+                <w:bCs/>
                 <w:color w:val="000000" w:themeColor="text1"/>
                 <w:sz w:val="24"/>
                 <w:szCs w:val="24"/>
@@ -2737,6 +2743,8 @@
             <w:r>
               <w:rPr>
                 <w:rFonts w:ascii="Times New Roman" w:eastAsia="Calibri" w:hAnsi="Times New Roman" w:cs="Times New Roman"/>
+                <w:b/>
+                <w:bCs/>
                 <w:color w:val="000000" w:themeColor="text1"/>
                 <w:sz w:val="24"/>
                 <w:szCs w:val="24"/>
@@ -2821,6 +2829,8 @@
               <w:rPr>
                 <w:rStyle w:val="contentpasted1"/>
                 <w:rFonts w:ascii="Times New Roman" w:hAnsi="Times New Roman" w:cs="Times New Roman"/>
+                <w:b/>
+                <w:bCs/>
                 <w:color w:val="000000" w:themeColor="text1"/>
                 <w:sz w:val="24"/>
                 <w:szCs w:val="24"/>
